--- a/example_articles/countries/Argentina/4.countries_Argentina_Other_publisher.docx
+++ b/example_articles/countries/Argentina/4.countries_Argentina_Other_publisher.docx
@@ -27,17 +27,17 @@
     </w:p>
     <w:p>
       <w:r>
-        <w:t>Source File: Other publishers/Files (500) (13).DOCX</w:t>
+        <w:t>Source file: Other publishers/Files (500) (13).DOCX</w:t>
       </w:r>
     </w:p>
     <w:p>
       <w:r>
-        <w:t>Raw locations result: ['Argentina']</w:t>
+        <w:t>Raw locations result, 'locations': ['Argentina']</w:t>
       </w:r>
     </w:p>
     <w:p>
       <w:r>
-        <w:t>countries_stand_flat (Standardized): Argentina</w:t>
+        <w:t>Standardized locations result, 'countries_stand_flat': Argentina</w:t>
       </w:r>
     </w:p>
     <w:p>

--- a/example_articles/countries/Argentina/4.countries_Argentina_Other_publisher.docx
+++ b/example_articles/countries/Argentina/4.countries_Argentina_Other_publisher.docx
@@ -7,7 +7,7 @@
         <w:pStyle w:val="Heading1"/>
       </w:pPr>
       <w:r>
-        <w:t>Good news for 2 Dems</w:t>
+        <w:t>COSMOPOLITAN BUT CAREFREE BUENOS AIRES IS A CITY THAT TAKES LEISURE VERY SERIOUSLY -- ITS RESIDENTS ARE FOND OF SAYING: ''AMERICANS ARE RICH BUT ACT POOR. WE ARE POOR BUT ACT RICH.''</w:t>
       </w:r>
     </w:p>
     <w:p>
@@ -17,17 +17,17 @@
     </w:p>
     <w:p>
       <w:r>
-        <w:t>Date: 1994-10-20</w:t>
+        <w:t>Date: 1993-06-20</w:t>
       </w:r>
     </w:p>
     <w:p>
       <w:r>
-        <w:t>Section: NEWS; Pg. 4A</w:t>
+        <w:t>Section: TRAVEL,</w:t>
       </w:r>
     </w:p>
     <w:p>
       <w:r>
-        <w:t>Source file: Other publishers/Files (500) (13).DOCX</w:t>
+        <w:t>Source file: Other publishers/Files (500) (29).DOCX</w:t>
       </w:r>
     </w:p>
     <w:p>
@@ -49,19 +49,73 @@
     </w:p>
     <w:p>
       <w:r>
-        <w:t>Things may not look quite as bleak for Senate Democrats as some forecasters have suggested. Recent polls find two high-profile incumbents, Sens.</w:t>
+        <w:t>In the daytime, the Recoleta Cemetery is quiet and peaceful. ''The city of the dead,'' as this ornate cemetery is sometimes called, is the high-rent graveyard of the once rich-and-famous. Evita Peron, Argentina's most beloved and most reviled first lady, lies in a mausoleum there.</w:t>
         <w:br/>
-        <w:t>Edward Kennedy of Massachusetts and Dianne Feinstein of California, have taken the leads in their races. One poll gave Kennedy a 5-point advantage over Republican businessman Mitt Romney. In California, polls now put Feinstein 7 to 9 points up on Republican Michael Huffington, who has spent an unprecedented $ 17 million of his own fortune on TV ads, but has been hurt by negative news coverage.</w:t>
+        <w:t>But at 2 a.m. on a Saturday night, the Recoleta barrio is a noisy celebration of life. Adjacent to the cemetery, the streets and cafes are packed with stylish Argentines in European-cut clothing -- flirting, arguing politics, listening to American rock or the sultry tango until dawn.</w:t>
         <w:br/>
-        <w:t xml:space="preserve"> JACKSON CAMPAIGNING: Jesse Jackson is urging working-class blacks and whites to vote and help head off big Republican gains in Congress. GOP control, he told the USA TODAY editorial board Wednesday, would "repeal" gains made by minorities over the past 30 years. Failure of minorities to vote, he added, would aid Republicans, whom he accused of resorting to "race-baiting" and "fear-peddling" to gain votes of middle-class whites concerned about crime, moral breakdown and government spending. - Richard Benedetto</w:t>
+        <w:t>Argentinians have a remarkable gift for high living, for exuding at least the appearance of carefree wealth.</w:t>
         <w:br/>
-        <w:t xml:space="preserve"> D.C. ENDORSEMENT: The Washington Post didn't just endorse Republican Carol Schwartz in the city's mayoral race, the paper went so far as to "wish we could have back" a 1986 endorsement of the Democrat, former mayor Marion Barry. The editorial said the paper's regret was not only because Barry later was convicted of cocaine possession but because his performance as mayor "created much of the fiscal and social wreckage the city is still having to contend with today." But it acknowledged Barry is the "odds-on favorite."</w:t>
+        <w:t>Portenos, as the residents here are called, are fond of saying: ''Americans are rich but act poor. We are poor but act rich.''</w:t>
+        <w:br/>
+        <w:t>Portenos, meaning people of the port, will also tell you with great pride that their city is the most European of all Latin America, with large pockets of immigrants from Spain, Italy and Germany.</w:t>
+        <w:br/>
+        <w:t>The European sheen is obvious: from turn-of-the-century architecture to spacious plazas to the handsome features of the residents, Buenos Aires is like a little bit of Europe that landed in the south of South America.</w:t>
+        <w:br/>
+        <w:t>But it's Europe without any of the airs. For portenos are remarkably warm for residents of a city of three million . They greet each other warmly with a kiss on the cheek, and are equally effusive when meeting gringos for the first time, going out of their way to show off their beautiful city.</w:t>
+        <w:br/>
+        <w:t>The pulse of this city is the night life, which has rebounded recently now that hyperinflation has subsided and been replaced with stable high prices.</w:t>
+        <w:br/>
+        <w:t>You'll have to adjust your internal clock just to eat dinner, which is usually served at 10 p.m. But if staying out all night isn't your idea of fun, there's plenty to explore during the daytime.</w:t>
+        <w:br/>
+        <w:t>Buenos Aires is a city of 46 barrios, each with its distinctive flavor. It's a city whose charm and beauty seeps in as you walk from a tree-lined plaza in one neighborhood to a charming confiteria, or coffee house, in the next.</w:t>
+        <w:br/>
+        <w:t>My favorite neighborhood was La Boca, the gritty Italian barrio famous for its colorful sheet-metal houses and cobblestone streets. The houses along La Caminita, the street named after a famous tango, look like they were painted during an LSD trip. Once owned by longshoremen, the houses took their patchwork of bright colors from the boats on the nearby Riochuelo.</w:t>
+        <w:br/>
+        <w:t>Artists line the alleyway, hawking street art for as little as $ 5. Just a few blocks away, tourists and working-class regulars, who root for the famous futbol or soccer team Boca Juniors, come together in pizzerias or spirited bars.</w:t>
+        <w:br/>
+        <w:t>La Boca exudes an old-world charm, but the Center is all urban sophistication. Drive down Avenida 9 de Julio, which according to Argentines is the widest avenue in the world. There you will see big billboards, buildings and trees -- and driving that is worthy of the Indianapolis 500. The only rule of Argentina driving is invent your own lane and then weave like crazy. There's no pretense of pedestrians having any rights.</w:t>
+        <w:br/>
+        <w:t>Nearby is the Plaza of Mayo, the wonderfully spacious plaza with tall gomero trees and gardens. Every Thursday, mothers in mourning gather here to protest the disappearance of their children -- or the desaparecidos -- who vanished during the repressive military governments of the 1970s and early '80s. The plaza also affords views of the Casa Rosada -- the pink house where President Carlos Menem works -- and other governmental buildings.</w:t>
+        <w:br/>
+        <w:t>The oldest neighborhood in Buenos Aires is San Telmo, the Greenwich Village of Argentina, which was rediscovered and renovated by intellectuals and artists. On Sundays, people throng the streets, browsing for jewelry, belts and handicrafts at an open-air market. Dancers also do the tango on the square at this festive market.</w:t>
+        <w:br/>
+        <w:t>Street tango is spirited and fun, but there's nothing quite like the thrill of watching the dance being performed by a dance troupe at the Teatro San Martin.</w:t>
+        <w:br/>
+        <w:t>A woman in a shimmering black dress glides on stage. A swarthy man in a tuxedo approaches her. They sidestep, swirl and kick between each other's legs in a pretzel-like dance of sensuality, trading drop-dead looks of passion. It gave me the chills.</w:t>
+        <w:br/>
+        <w:t>The tango is nothing like the American parody of it. And the dance that is synonymous with the Argentine passion is gaining renown internationally.</w:t>
+        <w:br/>
+        <w:t>Visitors also should stop at the spectacular Teatro Colon, the opera house that is a symbol of this city's high culture. Known for its near perfect acoustics, its painted dome and ornate chandeliers, the theater is a mix of Italian, French and Greek architectural styles. Even if you don't see an opera or ballet here, you can take a tour and peek in on the shoe room, the costume room, the make-up room, etc.</w:t>
+        <w:br/>
+        <w:t>A trip to the Museo de Bellas Artes is also worthwhile. The small museum has an impressive collection of Argentine paintings and sculpture, as well as paintings by French impressionists.</w:t>
+        <w:br/>
+        <w:t>All of this high culture and high style obscures the fact that there is a 25 percent unemployment rate and poverty nearby. Unlike the grinding poverty of Bogota and other South American capitals, though, it's not as visible or widespread here. It would be easy to spend weeks in Buenos Aires without running into the poor barrios and only see the luxurious side -- well-coiffed people dining out.</w:t>
+        <w:br/>
+        <w:t>Dining out in Argentina means beef -- huge tender slabs of beef often for both lunch and dinner. Even though the word ''cholesterol'' finally has entered the national psyche and beef consumption is down, a vegetarian could well go mad in Argentina.</w:t>
+        <w:br/>
+        <w:t>Restaurants called ''parillas'' specialize in beef and serve asado, a grill of almost every conceivable part of the cow. The meat is superb, but you may find yourself crying out for a nice salad or a serving of vegetables. But beef is definitely the best buy. While you can get a first-class steak or bife de chorizo or bife de costilla for $ 8, a bad salad might cost $ 4.</w:t>
+        <w:br/>
+        <w:t>Try an early morning trek to the Mercado Nacional de Hacienda to see the sheer magnitude of cow raising. Here you can watch modern day gauchos auction off 50,000 heads of cow, packed 30 per corral, each week. Exports are on the rise to countries such as Russia, now that domestic consumption is down.</w:t>
+        <w:br/>
+        <w:t>Beef definitely rules in restaurants, but one alternative is the light and fresh pasta -- raviolis and gnocchis -- served in Italian neighborhoods. Buenos Aires also has first-class Spanish restaurants that serve paella and other traditional dishes from Spain.</w:t>
+        <w:br/>
+        <w:t>Tourists and residents in Buenos Aires no longer have to worry about a meal costing $ 5 one day, $ 10 a week later.</w:t>
+        <w:br/>
+        <w:t>Prices are high, but at least, they're steadier than they were. A double hotel room runs about $ 100 and up. And leather is no longer the sensational bargain it once was. But it's still cheaper and more fashionable than it is in the United States. Walk along Calle Florida, and take your pick of hundreds of leather stores, which sell European-cut leather and suede jackets for $ 100 and up.</w:t>
+        <w:br/>
+        <w:t>While Argentina is pricey for clothing or food, it is surprisingly cheap for a few things. Admittance to an museum is only $ 1. A 20-minute taxi ride costs about $ 5. A bus is a quarter.</w:t>
+        <w:br/>
+        <w:t>And no one will bother you if you spend all afternoon in a coffee house, sipping a $ 2 cafe con leche and reading for hours on end.</w:t>
+        <w:br/>
+        <w:t>For this is Buenos Aires -- a city that takes leisure very seriously.</w:t>
         <w:br/>
         <w:br/>
-        <w:t>Notes</w:t>
+        <w:t>Graphic</w:t>
         <w:br/>
         <w:br/>
-        <w:t>IN WASHINGTON</w:t>
+        <w:t xml:space="preserve"> </w:t>
+        <w:br/>
+        <w:t>PHOTO (2), Yvonne Tome : La Boca is a gritty Italian barrio famous for its colorful sheet-metal houses and cobblestone streets., Yvonne Tome: The ornate Recoleta Cemetery -- ''the city of the dead,'' -- is the high-rent graveyard of the once rich-and-famous.</w:t>
       </w:r>
     </w:p>
     <w:sectPr>

--- a/example_articles/countries/Argentina/4.countries_Argentina_Other_publisher.docx
+++ b/example_articles/countries/Argentina/4.countries_Argentina_Other_publisher.docx
@@ -7,7 +7,7 @@
         <w:pStyle w:val="Heading1"/>
       </w:pPr>
       <w:r>
-        <w:t>COSMOPOLITAN BUT CAREFREE BUENOS AIRES IS A CITY THAT TAKES LEISURE VERY SERIOUSLY -- ITS RESIDENTS ARE FOND OF SAYING: ''AMERICANS ARE RICH BUT ACT POOR. WE ARE POOR BUT ACT RICH.''</w:t>
+        <w:t>FILES REVEALING HOW NAZIS ENTERED ARGENTINA AFTER WAR CRIMINALS GOT HELP FROM TOP GOVERNMENT OFFICIALS.</w:t>
       </w:r>
     </w:p>
     <w:p>
@@ -17,17 +17,17 @@
     </w:p>
     <w:p>
       <w:r>
-        <w:t>Date: 1993-06-20</w:t>
+        <w:t>Date: 1994-02-12</w:t>
       </w:r>
     </w:p>
     <w:p>
       <w:r>
-        <w:t>Section: TRAVEL,</w:t>
+        <w:t>Section: NATIONAL; Pg. C07</w:t>
       </w:r>
     </w:p>
     <w:p>
       <w:r>
-        <w:t>Source file: Other publishers/Files (500) (29).DOCX</w:t>
+        <w:t>Source file: Other publishers/Files (500) (25).DOCX</w:t>
       </w:r>
     </w:p>
     <w:p>
@@ -49,73 +49,51 @@
     </w:p>
     <w:p>
       <w:r>
-        <w:t>In the daytime, the Recoleta Cemetery is quiet and peaceful. ''The city of the dead,'' as this ornate cemetery is sometimes called, is the high-rent graveyard of the once rich-and-famous. Evita Peron, Argentina's most beloved and most reviled first lady, lies in a mausoleum there.</w:t>
+        <w:t>Researchers sifting through hundreds of thousands of documents are finding detailed accounts on how Nazi criminals and collaborators entered Argentina after World War II.</w:t>
         <w:br/>
-        <w:t>But at 2 a.m. on a Saturday night, the Recoleta barrio is a noisy celebration of life. Adjacent to the cemetery, the streets and cafes are packed with stylish Argentines in European-cut clothing -- flirting, arguing politics, listening to American rock or the sultry tango until dawn.</w:t>
+        <w:t>The files, released by President Carlos Menem almost two years ago, have provided some tidbits on infamous Nazis such as Josef Mengele.</w:t>
         <w:br/>
-        <w:t>Argentinians have a remarkable gift for high living, for exuding at least the appearance of carefree wealth.</w:t>
+        <w:t>Perhaps more important, they show that dozens of war criminals and hundreds of collaborators immigrated to Argentina, often with the help of high-ranking government officials.</w:t>
         <w:br/>
-        <w:t>Portenos, as the residents here are called, are fond of saying: ''Americans are rich but act poor. We are poor but act rich.''</w:t>
+        <w:t>"With every day of work, we find more names," said Beatriz Rubel- Gurevich, director of an eight-member research team sponsored by Jewish organizations. "And there are a lot more files to look at."</w:t>
         <w:br/>
-        <w:t>Portenos, meaning people of the port, will also tell you with great pride that their city is the most European of all Latin America, with large pockets of immigrants from Spain, Italy and Germany.</w:t>
+        <w:t>The researchers are uncovering most of the details at the Foreign Ministry archives, tucked away in a dilapidated warehouse in a working-class Buenos Aires neighborhood.</w:t>
         <w:br/>
-        <w:t>The European sheen is obvious: from turn-of-the-century architecture to spacious plazas to the handsome features of the residents, Buenos Aires is like a little bit of Europe that landed in the south of South America.</w:t>
+        <w:t>One of the best-documented cases is that of Milan Stoyadinovich, pro-Nazi prime minister of Yugoslavia, who signed a cooperation accord with Italy in 1937 and visited Adolf Hitler in 1938 before being forced to resign the following year.</w:t>
         <w:br/>
-        <w:t>But it's Europe without any of the airs. For portenos are remarkably warm for residents of a city of three million . They greet each other warmly with a kiss on the cheek, and are equally effusive when meeting gringos for the first time, going out of their way to show off their beautiful city.</w:t>
+        <w:t>Documents seen by the Associated Press show that the Foreign Ministry rejected his visa request in June 1947 after the U.S. State Department warned that he might try to enter South America.</w:t>
         <w:br/>
-        <w:t>The pulse of this city is the night life, which has rebounded recently now that hyperinflation has subsided and been replaced with stable high prices.</w:t>
+        <w:t>But a top ministry official intervened, writing in a memorandum that Stoyadinovich was "a person of recognized morality" and recommending that he receive a visa.</w:t>
         <w:br/>
-        <w:t>You'll have to adjust your internal clock just to eat dinner, which is usually served at 10 p.m. But if staying out all night isn't your idea of fun, there's plenty to explore during the daytime.</w:t>
+        <w:t>Later memos indicate that the foreign minister and immigration director personally approved Stoyadinovich's visa. In August 1947, his wife and two daughters were allowed into Argentina. Stoyadinovich followed them a month later. Reseachers have no information on what became of him.</w:t>
         <w:br/>
-        <w:t>Buenos Aires is a city of 46 barrios, each with its distinctive flavor. It's a city whose charm and beauty seeps in as you walk from a tree-lined plaza in one neighborhood to a charming confiteria, or coffee house, in the next.</w:t>
+        <w:t>But for Hanny Dreifuss Hirschheimer, a 20-year-old German Jew, Argentina's doors were shut.</w:t>
         <w:br/>
-        <w:t>My favorite neighborhood was La Boca, the gritty Italian barrio famous for its colorful sheet-metal houses and cobblestone streets. The houses along La Caminita, the street named after a famous tango, look like they were painted during an LSD trip. Once owned by longshoremen, the houses took their patchwork of bright colors from the boats on the nearby Riochuelo.</w:t>
+        <w:t>Her May 1946 visa application, made to the Argentine Embassy in Uruguay, received the following response from an official there: "In addition to being a Jew, I have negative reports on her past. Therefore I believe that entrance should be refused."</w:t>
         <w:br/>
-        <w:t>Artists line the alleyway, hawking street art for as little as $ 5. Just a few blocks away, tourists and working-class regulars, who root for the famous futbol or soccer team Boca Juniors, come together in pizzerias or spirited bars.</w:t>
+        <w:t>Foreign Ministry records show that those exact words were written on the applications of many Jews who applied for visas.</w:t>
         <w:br/>
-        <w:t>La Boca exudes an old-world charm, but the Center is all urban sophistication. Drive down Avenida 9 de Julio, which according to Argentines is the widest avenue in the world. There you will see big billboards, buildings and trees -- and driving that is worthy of the Indianapolis 500. The only rule of Argentina driving is invent your own lane and then weave like crazy. There's no pretense of pedestrians having any rights.</w:t>
+        <w:t>"But to believe that there was only one, pro-Nazi, anti-Semitic Argentina would be a mistake," said head researcher Adrian Jmelnizky. "There were many politicians and officials who openly opposed immigration based on ideology."</w:t>
         <w:br/>
-        <w:t>Nearby is the Plaza of Mayo, the wonderfully spacious plaza with tall gomero trees and gardens. Every Thursday, mothers in mourning gather here to protest the disappearance of their children -- or the desaparecidos -- who vanished during the repressive military governments of the 1970s and early '80s. The plaza also affords views of the Casa Rosada -- the pink house where President Carlos Menem works -- and other governmental buildings.</w:t>
+        <w:t>Many Jews and Nazis immigrated to Argentina through embassies that sold visas to anyone.</w:t>
         <w:br/>
-        <w:t>The oldest neighborhood in Buenos Aires is San Telmo, the Greenwich Village of Argentina, which was rediscovered and renovated by intellectuals and artists. On Sundays, people throng the streets, browsing for jewelry, belts and handicrafts at an open-air market. Dancers also do the tango on the square at this festive market.</w:t>
+        <w:t>The Argentine Embassy in China sold hundreds of visas, some for as much as $2,500, to both Jews and Nazis in 1946-47, the researchers said. About 250 buyers were not allowed to enter Argentina because the government nullified their visas after learning of the embassy's scheme.</w:t>
         <w:br/>
-        <w:t>Street tango is spirited and fun, but there's nothing quite like the thrill of watching the dance being performed by a dance troupe at the Teatro San Martin.</w:t>
+        <w:t>It has been widely debated in Argentina whether the 1946-55 government of Juan Peron was ideologically aligned with Hitler or allowed Nazis into the country because of their scientific and military expertise.</w:t>
         <w:br/>
-        <w:t>A woman in a shimmering black dress glides on stage. A swarthy man in a tuxedo approaches her. They sidestep, swirl and kick between each other's legs in a pretzel-like dance of sensuality, trading drop-dead looks of passion. It gave me the chills.</w:t>
+        <w:t>But documents found by the researchers show that many Argentine diplomats openly admired German nationalism and xenophobia, and didn't object to anti- Semitic policies.</w:t>
         <w:br/>
-        <w:t>The tango is nothing like the American parody of it. And the dance that is synonymous with the Argentine passion is gaining renown internationally.</w:t>
+        <w:t>The archives also show that many Nazis lived in Argentina without fear of being captured.</w:t>
         <w:br/>
-        <w:t>Visitors also should stop at the spectacular Teatro Colon, the opera house that is a symbol of this city's high culture. Known for its near perfect acoustics, its painted dome and ornate chandeliers, the theater is a mix of Italian, French and Greek architectural styles. Even if you don't see an opera or ballet here, you can take a tour and peek in on the shoe room, the costume room, the make-up room, etc.</w:t>
+        <w:t>Mengele came to Argentina under a fake identity on an International Red Cross passport, but later used his own name. In 1958, more than a year after Germany requested his arrest, Mengele felt confident enough to ask his university in Germany to restore his medical degree, which was taken away after the war.</w:t>
         <w:br/>
-        <w:t>A trip to the Museo de Bellas Artes is also worthwhile. The small museum has an impressive collection of Argentine paintings and sculpture, as well as paintings by French impressionists.</w:t>
+        <w:t>Mengele is believed to have left Argentina in the 1960s for Paraguay or Brazil. He drowned in Brazil in 1979.</w:t>
         <w:br/>
-        <w:t>All of this high culture and high style obscures the fact that there is a 25 percent unemployment rate and poverty nearby. Unlike the grinding poverty of Bogota and other South American capitals, though, it's not as visible or widespread here. It would be easy to spend weeks in Buenos Aires without running into the poor barrios and only see the luxurious side -- well-coiffed people dining out.</w:t>
+        <w:t>The research team, sponsored by the Delegation of Israelite Argentine Associations, the World Jewish Congress and a local private foundation, emphasizes that it is not a Nazi-hunting group. Its objectives are to document and explain the immigration of Nazis and why Argentina accepted them.</w:t>
         <w:br/>
-        <w:t>Dining out in Argentina means beef -- huge tender slabs of beef often for both lunch and dinner. Even though the word ''cholesterol'' finally has entered the national psyche and beef consumption is down, a vegetarian could well go mad in Argentina.</w:t>
+        <w:t>The researchers began working after Menem ordered government agencies to turn over all records related to war criminals in February 1992. Some agencies were initially slow to respond. But all have since pledged to cooperate, Rubel-Gurevichsaid.</w:t>
         <w:br/>
-        <w:t>Restaurants called ''parillas'' specialize in beef and serve asado, a grill of almost every conceivable part of the cow. The meat is superb, but you may find yourself crying out for a nice salad or a serving of vegetables. But beef is definitely the best buy. While you can get a first-class steak or bife de chorizo or bife de costilla for $ 8, a bad salad might cost $ 4.</w:t>
-        <w:br/>
-        <w:t>Try an early morning trek to the Mercado Nacional de Hacienda to see the sheer magnitude of cow raising. Here you can watch modern day gauchos auction off 50,000 heads of cow, packed 30 per corral, each week. Exports are on the rise to countries such as Russia, now that domestic consumption is down.</w:t>
-        <w:br/>
-        <w:t>Beef definitely rules in restaurants, but one alternative is the light and fresh pasta -- raviolis and gnocchis -- served in Italian neighborhoods. Buenos Aires also has first-class Spanish restaurants that serve paella and other traditional dishes from Spain.</w:t>
-        <w:br/>
-        <w:t>Tourists and residents in Buenos Aires no longer have to worry about a meal costing $ 5 one day, $ 10 a week later.</w:t>
-        <w:br/>
-        <w:t>Prices are high, but at least, they're steadier than they were. A double hotel room runs about $ 100 and up. And leather is no longer the sensational bargain it once was. But it's still cheaper and more fashionable than it is in the United States. Walk along Calle Florida, and take your pick of hundreds of leather stores, which sell European-cut leather and suede jackets for $ 100 and up.</w:t>
-        <w:br/>
-        <w:t>While Argentina is pricey for clothing or food, it is surprisingly cheap for a few things. Admittance to an museum is only $ 1. A 20-minute taxi ride costs about $ 5. A bus is a quarter.</w:t>
-        <w:br/>
-        <w:t>And no one will bother you if you spend all afternoon in a coffee house, sipping a $ 2 cafe con leche and reading for hours on end.</w:t>
-        <w:br/>
-        <w:t>For this is Buenos Aires -- a city that takes leisure very seriously.</w:t>
-        <w:br/>
-        <w:br/>
-        <w:t>Graphic</w:t>
-        <w:br/>
-        <w:br/>
-        <w:t xml:space="preserve"> </w:t>
-        <w:br/>
-        <w:t>PHOTO (2), Yvonne Tome : La Boca is a gritty Italian barrio famous for its colorful sheet-metal houses and cobblestone streets., Yvonne Tome: The ornate Recoleta Cemetery -- ''the city of the dead,'' -- is the high-rent graveyard of the once rich-and-famous.</w:t>
+        <w:t>The researchers say they have looked through just a fraction of the government's files, concentrating recently on the Foreign Ministry. They plan to begin studying archives from the national intelligence agency, federal police and Central Bank in March.</w:t>
       </w:r>
     </w:p>
     <w:sectPr>
